--- a/en/wisdom-stories/if-the-road-does-not-tire-you-it-is-because-of-your-companion.docx
+++ b/en/wisdom-stories/if-the-road-does-not-tire-you-it-is-because-of-your-companion.docx
@@ -4,119 +4,64 @@
   <w:body>
     <w:p>
       <w:pPr>
-        <w:spacing w:before="0" w:after="60"/>
-        <w:jc w:val="left"/>
+        <w:pStyle w:val="Title"/>
       </w:pPr>
       <w:r>
-        <w:rPr>
-          <w:rFonts w:ascii="Arial" w:hAnsi="Arial" w:eastAsia="Arial"/>
-          <w:i w:val="0"/>
-          <w:color w:val="000000"/>
-          <w:sz w:val="46"/>
-        </w:rPr>
-        <w:t>If the road is not tiring, it is because of your companion</w:t>
+        <w:t>A Good Companion Lightens the Journey</w:t>
+      </w:r>
+    </w:p>
+    <w:p>
+      <w:pPr/>
+      <w:r>
+        <w:t>My mother used to tell me, “I was very young when I married your father. I could barely cook or sew. One day, before visiting a neighbor, your grandmother laid a freshly washed blanket in front of me. ‘Finish stitching this before I get back,’ she said. I tried, but the needle would hardly pass through the thick fabric. I kept pricking my fingers. Soon I was crying from the pain and from fear of what I would tell her.</w:t>
+      </w:r>
+    </w:p>
+    <w:p>
+      <w:pPr/>
+      <w:r>
+        <w:t>“Then your father came home for lunch. Seeing my tears, he took the needle, quickly finished the stitching, and put the blanket aside. He ate and returned to work without mentioning it to his mother. When she came home, she was delighted to find the work done.”</w:t>
       </w:r>
     </w:p>
     <w:p>
       <w:pPr>
-        <w:jc w:val="left"/>
+        <w:keepNext/>
+        <w:spacing w:after="80"/>
       </w:pPr>
       <w:r>
-        <w:rPr>
-          <w:rFonts w:ascii="Arial" w:hAnsi="Arial" w:eastAsia="Arial"/>
-          <w:i w:val="0"/>
-          <w:color w:val="000000"/>
-          <w:sz w:val="22"/>
-        </w:rPr>
-        <w:t>My mother used to say: "I married your father when I was very young. I could neither cook a proper meal nor pick up a needle and embroider. One day, when my mother-in-law—your grandmother—was getting ready to go to the neighbor's house, she spread out a blanket in front of me that she had washed and dried, and said, 'You can finish sewing this before I get back.' I started sewing, but I couldn't do it. The needle wouldn't go through the blanket. I started to sew. On the one hand, the needle was digging into my hand, and my eyes were watering from the pain, and on the other hand, my tears wouldn't stop because I didn't know what to say to my mother-in-law.</w:t>
+        <w:t>As the saying goes, “When the road does not tire you, thank your companion.”</w:t>
       </w:r>
     </w:p>
     <w:p>
       <w:pPr>
-        <w:jc w:val="left"/>
+        <w:keepNext/>
+        <w:keepLines/>
+        <w:spacing w:before="160"/>
       </w:pPr>
       <w:r>
         <w:rPr>
-          <w:rFonts w:ascii="Arial" w:hAnsi="Arial" w:eastAsia="Arial"/>
-          <w:i w:val="0"/>
-          <w:color w:val="000000"/>
-          <w:sz w:val="22"/>
+          <w:b/>
         </w:rPr>
-        <w:t>At that time, my father came home for lunch. Seeing me crying, he picked up the needle, finished sewing the blanket in a short time, and put it aside. Then he ate his meal and went to work. He didn't say anything to my mother-in-law. When the woman returned home, she saw that the blanket was completely ready and was very pleased."</w:t>
+        <w:t>Moral:</w:t>
+      </w:r>
+      <w:r>
+        <w:t xml:space="preserve"> It's not the road that tires you or lightens your load, but the person next to you. A true companion makes even the hardest task easier.</w:t>
       </w:r>
     </w:p>
     <w:p>
       <w:pPr>
-        <w:jc w:val="left"/>
+        <w:spacing w:after="80"/>
       </w:pPr>
       <w:r>
         <w:rPr>
-          <w:rFonts w:ascii="Arial" w:hAnsi="Arial" w:eastAsia="Arial"/>
-          <w:i w:val="0"/>
-          <w:color w:val="000000"/>
-          <w:sz w:val="22"/>
+          <w:i/>
+          <w:sz w:val="18"/>
         </w:rPr>
-        <w:t>It's not for nothing that they say: "If the road doesn't tire you, it's because of your companion."</w:t>
-      </w:r>
-    </w:p>
-    <w:p>
-      <w:pPr>
-        <w:pStyle w:val="Moral"/>
-        <w:keepNext/>
-        <w:keepLines/>
-        <w:widowControl/>
-        <w:spacing w:before="240" w:after="180" w:line="283" w:lineRule="auto"/>
-        <w:ind w:left="240" w:right="240"/>
-        <w:jc w:val="left"/>
-        <w:pBdr>
-          <w:top w:val="single" w:sz="8" w:space="7" w:color="E8D59A"/>
-          <w:left w:val="single" w:sz="32" w:space="11" w:color="C6A23A"/>
-          <w:bottom w:val="single" w:sz="8" w:space="7" w:color="E8D59A"/>
-          <w:right w:val="single" w:sz="8" w:space="11" w:color="E8D59A"/>
-        </w:pBdr>
-        <w:shd w:val="clear" w:color="auto" w:fill="FFF8E1"/>
-      </w:pPr>
-      <w:r>
-        <w:rPr>
-          <w:rFonts w:ascii="Arial" w:hAnsi="Arial" w:eastAsia="Arial" w:cs="Arial"/>
-          <w:b/>
-          <w:i w:val="0"/>
-          <w:color w:val="9A7417"/>
-          <w:sz w:val="22"/>
-        </w:rPr>
-        <w:t>Moral: It's not the road that tires you or lightens your load, but the person next to you. A true companion makes even the hardest task easier.</w:t>
-      </w:r>
-      <w:r>
-        <w:rPr>
-          <w:rFonts w:ascii="Arial" w:hAnsi="Arial" w:eastAsia="Arial" w:cs="Arial"/>
-          <w:b w:val="0"/>
-          <w:i w:val="0"/>
-          <w:color w:val="3F3826"/>
-          <w:sz w:val="22"/>
-        </w:rPr>
-      </w:r>
-    </w:p>
-    <w:p>
-      <w:pPr>
-        <w:keepLines/>
-        <w:widowControl/>
-        <w:spacing w:before="60" w:after="0" w:line="240" w:lineRule="auto"/>
-        <w:jc w:val="right"/>
-      </w:pPr>
-      <w:r>
-        <w:rPr>
-          <w:rFonts w:ascii="Arial" w:hAnsi="Arial" w:eastAsia="Arial" w:cs="Arial"/>
-          <w:b w:val="0"/>
-          <w:i/>
-          <w:color w:val="8A7950"/>
-          <w:sz w:val="17"/>
-        </w:rPr>
-        <w:t>The story was obtained from open Internet sources.</w:t>
+        <w:t>Source: Publicly available internet sources.</w:t>
       </w:r>
     </w:p>
     <w:sectPr>
       <w:pgSz w:w="12240" w:h="15840"/>
-      <w:pgMar w:top="1440" w:right="1440" w:bottom="1440" w:left="1440" w:header="708" w:footer="708" w:gutter="0"/>
+      <w:pgMar w:top="1080" w:right="1224" w:bottom="1080" w:left="1224" w:header="720" w:footer="720" w:gutter="0"/>
       <w:cols w:space="720"/>
       <w:docGrid w:linePitch="360"/>
     </w:sectPr>
@@ -488,12 +433,14 @@
     <w:qFormat/>
     <w:rsid w:val="00FC693F"/>
     <w:pPr>
-      <w:spacing w:before="0" w:after="160" w:line="276" w:lineRule="auto"/>
+      <w:widowControl/>
+      <w:spacing w:after="120" w:line="259" w:lineRule="auto"/>
     </w:pPr>
     <w:rPr>
-      <w:rFonts w:ascii="Arial" w:hAnsi="Arial" w:eastAsia="Arial"/>
+      <w:rFonts w:ascii="Arial" w:hAnsi="Arial"/>
       <w:color w:val="000000"/>
       <w:sz w:val="22"/>
+      <w:lang w:val="en-US"/>
     </w:rPr>
   </w:style>
   <w:style w:type="paragraph" w:styleId="Header">
@@ -837,18 +784,17 @@
     <w:qFormat/>
     <w:rsid w:val="00FC693F"/>
     <w:pPr>
-      <w:pBdr>
-        <w:bottom w:val="single" w:sz="8" w:space="4" w:color="4F81BD" w:themeColor="accent1"/>
-      </w:pBdr>
-      <w:spacing w:after="300" w:line="240" w:lineRule="auto"/>
+      <w:keepNext/>
+      <w:spacing w:after="280" w:line="240" w:lineRule="auto"/>
       <w:contextualSpacing/>
     </w:pPr>
     <w:rPr>
-      <w:rFonts w:asciiTheme="majorHAnsi" w:eastAsiaTheme="majorEastAsia" w:hAnsiTheme="majorHAnsi" w:cstheme="majorBidi"/>
-      <w:color w:val="17365D" w:themeColor="text2" w:themeShade="BF"/>
+      <w:rFonts w:asciiTheme="majorHAnsi" w:eastAsiaTheme="majorEastAsia" w:hAnsiTheme="majorHAnsi" w:cstheme="majorBidi" w:ascii="Arial" w:hAnsi="Arial"/>
+      <w:b/>
+      <w:color w:val="000000"/>
       <w:spacing w:val="5"/>
       <w:kern w:val="28"/>
-      <w:sz w:val="52"/>
+      <w:sz w:val="34"/>
       <w:szCs w:val="52"/>
     </w:rPr>
   </w:style>
@@ -1324,9 +1270,6 @@
     <w:qFormat/>
     <w:rsid w:val="00FC693F"/>
     <w:pPr>
-      <w:pBdr>
-        <w:bottom w:val="single" w:sz="4" w:space="4" w:color="4F81BD" w:themeColor="accent1"/>
-      </w:pBdr>
       <w:spacing w:before="200" w:after="280"/>
       <w:ind w:left="936" w:right="936"/>
     </w:pPr>
@@ -12177,18 +12120,6 @@
         <w:shd w:val="clear" w:color="auto" w:fill="FBCAA2" w:themeFill="accent6" w:themeFillTint="7F"/>
       </w:tcPr>
     </w:tblStylePr>
-  </w:style>
-  <w:style w:type="paragraph" w:customStyle="1" w:styleId="Moral">
-    <w:name w:val="Moral"/>
-    <w:basedOn w:val="Normal"/>
-    <w:pPr>
-      <w:spacing w:before="160" w:after="0" w:line="276" w:lineRule="auto"/>
-    </w:pPr>
-    <w:rPr>
-      <w:rFonts w:ascii="Arial" w:hAnsi="Arial" w:eastAsia="Arial"/>
-      <w:i/>
-      <w:sz w:val="22"/>
-    </w:rPr>
   </w:style>
 </w:styles>
 </file>

--- a/en/wisdom-stories/if-the-road-does-not-tire-you-it-is-because-of-your-companion.docx
+++ b/en/wisdom-stories/if-the-road-does-not-tire-you-it-is-because-of-your-companion.docx
@@ -7,19 +7,19 @@
         <w:pStyle w:val="Title"/>
       </w:pPr>
       <w:r>
-        <w:t>A Good Companion Lightens the Journey</w:t>
+        <w:t>If the Road Does Not Tire You, It Is Because of Your Companion</w:t>
       </w:r>
     </w:p>
     <w:p>
       <w:pPr/>
       <w:r>
-        <w:t>My mother used to tell me, “I was very young when I married your father. I could barely cook or sew. One day, before visiting a neighbor, your grandmother laid a freshly washed blanket in front of me. ‘Finish stitching this before I get back,’ she said. I tried, but the needle would hardly pass through the thick fabric. I kept pricking my fingers. Soon I was crying from the pain and from fear of what I would tell her.</w:t>
+        <w:t>My mother used to tell me, “I was very young when I married your father. I could barely cook or sew. One day, before visiting a neighbor, your grandmother laid the quilt whose wool she had washed and dried in front of me. ‘Finish stitching this before I get back,’ she said. I tried, but the needle would hardly pass through the quilt. I kept pricking my fingers. Soon I was crying from the pain and from not knowing what I would tell her.</w:t>
       </w:r>
     </w:p>
     <w:p>
       <w:pPr/>
       <w:r>
-        <w:t>“Then your father came home for lunch. Seeing my tears, he took the needle, quickly finished the stitching, and put the blanket aside. He ate and returned to work without mentioning it to his mother. When she came home, she was delighted to find the work done.”</w:t>
+        <w:t>“Then your father came home for lunch. Seeing my tears, he took the needle, quickly finished stitching the quilt. He ate and returned to work without mentioning it to his mother. When she came home, she was delighted to find the work done.”</w:t>
       </w:r>
     </w:p>
     <w:p>
@@ -28,7 +28,7 @@
         <w:spacing w:after="80"/>
       </w:pPr>
       <w:r>
-        <w:t>As the saying goes, “When the road does not tire you, thank your companion.”</w:t>
+        <w:t>It was not said for nothing, “When the road does not tire you, it is because of your companion.”</w:t>
       </w:r>
     </w:p>
     <w:p>
@@ -41,11 +41,9 @@
         <w:rPr>
           <w:b/>
         </w:rPr>
-        <w:t>Moral:</w:t>
+        <w:t>Moral: It's not the road that tires you or lightens your load, but the person next to you. A true companion makes even the hardest task easier.</w:t>
       </w:r>
-      <w:r>
-        <w:t xml:space="preserve"> It's not the road that tires you or lightens your load, but the person next to you. A true companion makes even the hardest task easier.</w:t>
-      </w:r>
+      <w:r/>
     </w:p>
     <w:p>
       <w:pPr>
@@ -56,7 +54,7 @@
           <w:i/>
           <w:sz w:val="18"/>
         </w:rPr>
-        <w:t>Source: Publicly available internet sources.</w:t>
+        <w:t>Stories are taken from open Internet sources; illustrations were created with AI.</w:t>
       </w:r>
     </w:p>
     <w:sectPr>
